--- a/2026-07-19_박스오피스_정리.docx
+++ b/2026-07-19_박스오피스_정리.docx
@@ -225,59 +225,59 @@
                 <w:rFonts w:hint="eastAsia"/>
                 <w:sz w:val="20"/>
               </w:rPr>
+              <w:t>일일</w:t>
+            </w:r>
+            <w:r>
+              <w:rPr>
+                <w:sz w:val="20"/>
+              </w:rPr>
+              <w:t xml:space="preserve"> 관객 수</w:t>
+            </w:r>
+          </w:p>
+        </w:tc>
+        <w:tc>
+          <w:tcPr>
+            <w:tcW w:w="1504" w:type="dxa"/>
+            <w:vAlign w:val="center"/>
+          </w:tcPr>
+          <w:p>
+            <w:pPr>
+              <w:rPr>
+                <w:sz w:val="20"/>
+              </w:rPr>
+            </w:pPr>
+            <w:r>
+              <w:rPr>
+                <w:rFonts w:hint="eastAsia"/>
+                <w:sz w:val="20"/>
+              </w:rPr>
+              <w:t>누적</w:t>
+            </w:r>
+            <w:r>
+              <w:rPr>
+                <w:sz w:val="20"/>
+              </w:rPr>
+              <w:t xml:space="preserve"> 관객 수</w:t>
+            </w:r>
+          </w:p>
+        </w:tc>
+        <w:tc>
+          <w:tcPr>
+            <w:tcW w:w="1505" w:type="dxa"/>
+            <w:vAlign w:val="center"/>
+          </w:tcPr>
+          <w:p>
+            <w:pPr>
+              <w:rPr>
+                <w:sz w:val="20"/>
+              </w:rPr>
+            </w:pPr>
+            <w:r>
+              <w:rPr>
+                <w:rFonts w:hint="eastAsia"/>
+                <w:sz w:val="20"/>
+              </w:rPr>
               <w:t>개봉일</w:t>
-            </w:r>
-          </w:p>
-        </w:tc>
-        <w:tc>
-          <w:tcPr>
-            <w:tcW w:w="1504" w:type="dxa"/>
-            <w:vAlign w:val="center"/>
-          </w:tcPr>
-          <w:p>
-            <w:pPr>
-              <w:rPr>
-                <w:sz w:val="20"/>
-              </w:rPr>
-            </w:pPr>
-            <w:r>
-              <w:rPr>
-                <w:rFonts w:hint="eastAsia"/>
-                <w:sz w:val="20"/>
-              </w:rPr>
-              <w:t>일일</w:t>
-            </w:r>
-            <w:r>
-              <w:rPr>
-                <w:sz w:val="20"/>
-              </w:rPr>
-              <w:t xml:space="preserve"> 관객 수</w:t>
-            </w:r>
-          </w:p>
-        </w:tc>
-        <w:tc>
-          <w:tcPr>
-            <w:tcW w:w="1505" w:type="dxa"/>
-            <w:vAlign w:val="center"/>
-          </w:tcPr>
-          <w:p>
-            <w:pPr>
-              <w:rPr>
-                <w:sz w:val="20"/>
-              </w:rPr>
-            </w:pPr>
-            <w:r>
-              <w:rPr>
-                <w:rFonts w:hint="eastAsia"/>
-                <w:sz w:val="20"/>
-              </w:rPr>
-              <w:t>누적</w:t>
-            </w:r>
-            <w:r>
-              <w:rPr>
-                <w:sz w:val="20"/>
-              </w:rPr>
-              <w:t xml:space="preserve"> 관객 수</w:t>
             </w:r>
           </w:p>
         </w:tc>
@@ -364,45 +364,45 @@
               <w:rPr>
                 <w:sz w:val="20"/>
               </w:rPr>
+              <w:t>396,992명</w:t>
+            </w:r>
+          </w:p>
+        </w:tc>
+        <w:tc>
+          <w:tcPr>
+            <w:tcW w:w="1504" w:type="dxa"/>
+            <w:vAlign w:val="center"/>
+          </w:tcPr>
+          <w:p>
+            <w:pPr>
+              <w:rPr>
+                <w:sz w:val="20"/>
+              </w:rPr>
+            </w:pPr>
+            <w:r>
+              <w:rPr>
+                <w:sz w:val="20"/>
+              </w:rPr>
+              <w:t>2,129,697명</w:t>
+            </w:r>
+          </w:p>
+        </w:tc>
+        <w:tc>
+          <w:tcPr>
+            <w:tcW w:w="1505" w:type="dxa"/>
+            <w:vAlign w:val="center"/>
+          </w:tcPr>
+          <w:p>
+            <w:pPr>
+              <w:rPr>
+                <w:sz w:val="20"/>
+              </w:rPr>
+            </w:pPr>
+            <w:r>
+              <w:rPr>
+                <w:sz w:val="20"/>
+              </w:rPr>
               <w:t>2026-07-15</w:t>
-            </w:r>
-          </w:p>
-        </w:tc>
-        <w:tc>
-          <w:tcPr>
-            <w:tcW w:w="1504" w:type="dxa"/>
-            <w:vAlign w:val="center"/>
-          </w:tcPr>
-          <w:p>
-            <w:pPr>
-              <w:rPr>
-                <w:sz w:val="20"/>
-              </w:rPr>
-            </w:pPr>
-            <w:r>
-              <w:rPr>
-                <w:sz w:val="20"/>
-              </w:rPr>
-              <w:t>396,992명</w:t>
-            </w:r>
-          </w:p>
-        </w:tc>
-        <w:tc>
-          <w:tcPr>
-            <w:tcW w:w="1505" w:type="dxa"/>
-            <w:vAlign w:val="center"/>
-          </w:tcPr>
-          <w:p>
-            <w:pPr>
-              <w:rPr>
-                <w:sz w:val="20"/>
-              </w:rPr>
-            </w:pPr>
-            <w:r>
-              <w:rPr>
-                <w:sz w:val="20"/>
-              </w:rPr>
-              <w:t>2,129,697명</w:t>
             </w:r>
           </w:p>
         </w:tc>
@@ -489,45 +489,45 @@
               <w:rPr>
                 <w:sz w:val="20"/>
               </w:rPr>
+              <w:t>85,956명</w:t>
+            </w:r>
+          </w:p>
+        </w:tc>
+        <w:tc>
+          <w:tcPr>
+            <w:tcW w:w="1504" w:type="dxa"/>
+            <w:vAlign w:val="center"/>
+          </w:tcPr>
+          <w:p>
+            <w:pPr>
+              <w:rPr>
+                <w:sz w:val="20"/>
+              </w:rPr>
+            </w:pPr>
+            <w:r>
+              <w:rPr>
+                <w:sz w:val="20"/>
+              </w:rPr>
+              <w:t>374,781명</w:t>
+            </w:r>
+          </w:p>
+        </w:tc>
+        <w:tc>
+          <w:tcPr>
+            <w:tcW w:w="1505" w:type="dxa"/>
+            <w:vAlign w:val="center"/>
+          </w:tcPr>
+          <w:p>
+            <w:pPr>
+              <w:rPr>
+                <w:sz w:val="20"/>
+              </w:rPr>
+            </w:pPr>
+            <w:r>
+              <w:rPr>
+                <w:sz w:val="20"/>
+              </w:rPr>
               <w:t>2026-07-15</w:t>
-            </w:r>
-          </w:p>
-        </w:tc>
-        <w:tc>
-          <w:tcPr>
-            <w:tcW w:w="1504" w:type="dxa"/>
-            <w:vAlign w:val="center"/>
-          </w:tcPr>
-          <w:p>
-            <w:pPr>
-              <w:rPr>
-                <w:sz w:val="20"/>
-              </w:rPr>
-            </w:pPr>
-            <w:r>
-              <w:rPr>
-                <w:sz w:val="20"/>
-              </w:rPr>
-              <w:t>85,956명</w:t>
-            </w:r>
-          </w:p>
-        </w:tc>
-        <w:tc>
-          <w:tcPr>
-            <w:tcW w:w="1505" w:type="dxa"/>
-            <w:vAlign w:val="center"/>
-          </w:tcPr>
-          <w:p>
-            <w:pPr>
-              <w:rPr>
-                <w:sz w:val="20"/>
-              </w:rPr>
-            </w:pPr>
-            <w:r>
-              <w:rPr>
-                <w:sz w:val="20"/>
-              </w:rPr>
-              <w:t>374,781명</w:t>
             </w:r>
           </w:p>
         </w:tc>
@@ -614,45 +614,45 @@
               <w:rPr>
                 <w:sz w:val="20"/>
               </w:rPr>
+              <w:t>49,967명</w:t>
+            </w:r>
+          </w:p>
+        </w:tc>
+        <w:tc>
+          <w:tcPr>
+            <w:tcW w:w="1504" w:type="dxa"/>
+            <w:vAlign w:val="center"/>
+          </w:tcPr>
+          <w:p>
+            <w:pPr>
+              <w:rPr>
+                <w:sz w:val="20"/>
+              </w:rPr>
+            </w:pPr>
+            <w:r>
+              <w:rPr>
+                <w:sz w:val="20"/>
+              </w:rPr>
+              <w:t>772,101명</w:t>
+            </w:r>
+          </w:p>
+        </w:tc>
+        <w:tc>
+          <w:tcPr>
+            <w:tcW w:w="1505" w:type="dxa"/>
+            <w:vAlign w:val="center"/>
+          </w:tcPr>
+          <w:p>
+            <w:pPr>
+              <w:rPr>
+                <w:sz w:val="20"/>
+              </w:rPr>
+            </w:pPr>
+            <w:r>
+              <w:rPr>
+                <w:sz w:val="20"/>
+              </w:rPr>
               <w:t>2026-07-08</w:t>
-            </w:r>
-          </w:p>
-        </w:tc>
-        <w:tc>
-          <w:tcPr>
-            <w:tcW w:w="1504" w:type="dxa"/>
-            <w:vAlign w:val="center"/>
-          </w:tcPr>
-          <w:p>
-            <w:pPr>
-              <w:rPr>
-                <w:sz w:val="20"/>
-              </w:rPr>
-            </w:pPr>
-            <w:r>
-              <w:rPr>
-                <w:sz w:val="20"/>
-              </w:rPr>
-              <w:t>49,967명</w:t>
-            </w:r>
-          </w:p>
-        </w:tc>
-        <w:tc>
-          <w:tcPr>
-            <w:tcW w:w="1505" w:type="dxa"/>
-            <w:vAlign w:val="center"/>
-          </w:tcPr>
-          <w:p>
-            <w:pPr>
-              <w:rPr>
-                <w:sz w:val="20"/>
-              </w:rPr>
-            </w:pPr>
-            <w:r>
-              <w:rPr>
-                <w:sz w:val="20"/>
-              </w:rPr>
-              <w:t>772,101명</w:t>
             </w:r>
           </w:p>
         </w:tc>
@@ -739,45 +739,45 @@
               <w:rPr>
                 <w:sz w:val="20"/>
               </w:rPr>
+              <w:t>38,000명</w:t>
+            </w:r>
+          </w:p>
+        </w:tc>
+        <w:tc>
+          <w:tcPr>
+            <w:tcW w:w="1504" w:type="dxa"/>
+            <w:vAlign w:val="center"/>
+          </w:tcPr>
+          <w:p>
+            <w:pPr>
+              <w:rPr>
+                <w:sz w:val="20"/>
+              </w:rPr>
+            </w:pPr>
+            <w:r>
+              <w:rPr>
+                <w:sz w:val="20"/>
+              </w:rPr>
+              <w:t>2,778,000명</w:t>
+            </w:r>
+          </w:p>
+        </w:tc>
+        <w:tc>
+          <w:tcPr>
+            <w:tcW w:w="1505" w:type="dxa"/>
+            <w:vAlign w:val="center"/>
+          </w:tcPr>
+          <w:p>
+            <w:pPr>
+              <w:rPr>
+                <w:sz w:val="20"/>
+              </w:rPr>
+            </w:pPr>
+            <w:r>
+              <w:rPr>
+                <w:sz w:val="20"/>
+              </w:rPr>
               <w:t>2026-06-17</w:t>
-            </w:r>
-          </w:p>
-        </w:tc>
-        <w:tc>
-          <w:tcPr>
-            <w:tcW w:w="1504" w:type="dxa"/>
-            <w:vAlign w:val="center"/>
-          </w:tcPr>
-          <w:p>
-            <w:pPr>
-              <w:rPr>
-                <w:sz w:val="20"/>
-              </w:rPr>
-            </w:pPr>
-            <w:r>
-              <w:rPr>
-                <w:sz w:val="20"/>
-              </w:rPr>
-              <w:t>38,000명</w:t>
-            </w:r>
-          </w:p>
-        </w:tc>
-        <w:tc>
-          <w:tcPr>
-            <w:tcW w:w="1505" w:type="dxa"/>
-            <w:vAlign w:val="center"/>
-          </w:tcPr>
-          <w:p>
-            <w:pPr>
-              <w:rPr>
-                <w:sz w:val="20"/>
-              </w:rPr>
-            </w:pPr>
-            <w:r>
-              <w:rPr>
-                <w:sz w:val="20"/>
-              </w:rPr>
-              <w:t>2,778,000명</w:t>
             </w:r>
           </w:p>
         </w:tc>
@@ -864,45 +864,45 @@
               <w:rPr>
                 <w:sz w:val="20"/>
               </w:rPr>
+              <w:t>35,000명</w:t>
+            </w:r>
+          </w:p>
+        </w:tc>
+        <w:tc>
+          <w:tcPr>
+            <w:tcW w:w="1504" w:type="dxa"/>
+            <w:vAlign w:val="center"/>
+          </w:tcPr>
+          <w:p>
+            <w:pPr>
+              <w:rPr>
+                <w:sz w:val="20"/>
+              </w:rPr>
+            </w:pPr>
+            <w:r>
+              <w:rPr>
+                <w:sz w:val="20"/>
+              </w:rPr>
+              <w:t>1,510,909명</w:t>
+            </w:r>
+          </w:p>
+        </w:tc>
+        <w:tc>
+          <w:tcPr>
+            <w:tcW w:w="1505" w:type="dxa"/>
+            <w:vAlign w:val="center"/>
+          </w:tcPr>
+          <w:p>
+            <w:pPr>
+              <w:rPr>
+                <w:sz w:val="20"/>
+              </w:rPr>
+            </w:pPr>
+            <w:r>
+              <w:rPr>
+                <w:sz w:val="20"/>
+              </w:rPr>
               <w:t>2026-06-24</w:t>
-            </w:r>
-          </w:p>
-        </w:tc>
-        <w:tc>
-          <w:tcPr>
-            <w:tcW w:w="1504" w:type="dxa"/>
-            <w:vAlign w:val="center"/>
-          </w:tcPr>
-          <w:p>
-            <w:pPr>
-              <w:rPr>
-                <w:sz w:val="20"/>
-              </w:rPr>
-            </w:pPr>
-            <w:r>
-              <w:rPr>
-                <w:sz w:val="20"/>
-              </w:rPr>
-              <w:t>35,000명</w:t>
-            </w:r>
-          </w:p>
-        </w:tc>
-        <w:tc>
-          <w:tcPr>
-            <w:tcW w:w="1505" w:type="dxa"/>
-            <w:vAlign w:val="center"/>
-          </w:tcPr>
-          <w:p>
-            <w:pPr>
-              <w:rPr>
-                <w:sz w:val="20"/>
-              </w:rPr>
-            </w:pPr>
-            <w:r>
-              <w:rPr>
-                <w:sz w:val="20"/>
-              </w:rPr>
-              <w:t>1,510,909명</w:t>
             </w:r>
           </w:p>
         </w:tc>
@@ -989,45 +989,45 @@
               <w:rPr>
                 <w:sz w:val="20"/>
               </w:rPr>
+              <w:t>12,000명</w:t>
+            </w:r>
+          </w:p>
+        </w:tc>
+        <w:tc>
+          <w:tcPr>
+            <w:tcW w:w="1504" w:type="dxa"/>
+            <w:vAlign w:val="center"/>
+          </w:tcPr>
+          <w:p>
+            <w:pPr>
+              <w:rPr>
+                <w:sz w:val="20"/>
+              </w:rPr>
+            </w:pPr>
+            <w:r>
+              <w:rPr>
+                <w:sz w:val="20"/>
+              </w:rPr>
+              <w:t>148,554명</w:t>
+            </w:r>
+          </w:p>
+        </w:tc>
+        <w:tc>
+          <w:tcPr>
+            <w:tcW w:w="1505" w:type="dxa"/>
+            <w:vAlign w:val="center"/>
+          </w:tcPr>
+          <w:p>
+            <w:pPr>
+              <w:rPr>
+                <w:sz w:val="20"/>
+              </w:rPr>
+            </w:pPr>
+            <w:r>
+              <w:rPr>
+                <w:sz w:val="20"/>
+              </w:rPr>
               <w:t>2026-07-10</w:t>
-            </w:r>
-          </w:p>
-        </w:tc>
-        <w:tc>
-          <w:tcPr>
-            <w:tcW w:w="1504" w:type="dxa"/>
-            <w:vAlign w:val="center"/>
-          </w:tcPr>
-          <w:p>
-            <w:pPr>
-              <w:rPr>
-                <w:sz w:val="20"/>
-              </w:rPr>
-            </w:pPr>
-            <w:r>
-              <w:rPr>
-                <w:sz w:val="20"/>
-              </w:rPr>
-              <w:t>12,000명</w:t>
-            </w:r>
-          </w:p>
-        </w:tc>
-        <w:tc>
-          <w:tcPr>
-            <w:tcW w:w="1505" w:type="dxa"/>
-            <w:vAlign w:val="center"/>
-          </w:tcPr>
-          <w:p>
-            <w:pPr>
-              <w:rPr>
-                <w:sz w:val="20"/>
-              </w:rPr>
-            </w:pPr>
-            <w:r>
-              <w:rPr>
-                <w:sz w:val="20"/>
-              </w:rPr>
-              <w:t>148,554명</w:t>
             </w:r>
           </w:p>
         </w:tc>
@@ -1114,45 +1114,45 @@
               <w:rPr>
                 <w:sz w:val="20"/>
               </w:rPr>
+              <w:t>2,500명</w:t>
+            </w:r>
+          </w:p>
+        </w:tc>
+        <w:tc>
+          <w:tcPr>
+            <w:tcW w:w="1504" w:type="dxa"/>
+            <w:vAlign w:val="center"/>
+          </w:tcPr>
+          <w:p>
+            <w:pPr>
+              <w:rPr>
+                <w:sz w:val="20"/>
+              </w:rPr>
+            </w:pPr>
+            <w:r>
+              <w:rPr>
+                <w:sz w:val="20"/>
+              </w:rPr>
+              <w:t>5,939,821명</w:t>
+            </w:r>
+          </w:p>
+        </w:tc>
+        <w:tc>
+          <w:tcPr>
+            <w:tcW w:w="1505" w:type="dxa"/>
+            <w:vAlign w:val="center"/>
+          </w:tcPr>
+          <w:p>
+            <w:pPr>
+              <w:rPr>
+                <w:sz w:val="20"/>
+              </w:rPr>
+            </w:pPr>
+            <w:r>
+              <w:rPr>
+                <w:sz w:val="20"/>
+              </w:rPr>
               <w:t>2026-05-21</w:t>
-            </w:r>
-          </w:p>
-        </w:tc>
-        <w:tc>
-          <w:tcPr>
-            <w:tcW w:w="1504" w:type="dxa"/>
-            <w:vAlign w:val="center"/>
-          </w:tcPr>
-          <w:p>
-            <w:pPr>
-              <w:rPr>
-                <w:sz w:val="20"/>
-              </w:rPr>
-            </w:pPr>
-            <w:r>
-              <w:rPr>
-                <w:sz w:val="20"/>
-              </w:rPr>
-              <w:t>2,500명</w:t>
-            </w:r>
-          </w:p>
-        </w:tc>
-        <w:tc>
-          <w:tcPr>
-            <w:tcW w:w="1505" w:type="dxa"/>
-            <w:vAlign w:val="center"/>
-          </w:tcPr>
-          <w:p>
-            <w:pPr>
-              <w:rPr>
-                <w:sz w:val="20"/>
-              </w:rPr>
-            </w:pPr>
-            <w:r>
-              <w:rPr>
-                <w:sz w:val="20"/>
-              </w:rPr>
-              <w:t>5,939,821명</w:t>
             </w:r>
           </w:p>
         </w:tc>
@@ -1239,45 +1239,45 @@
               <w:rPr>
                 <w:sz w:val="20"/>
               </w:rPr>
+              <w:t>2,000명</w:t>
+            </w:r>
+          </w:p>
+        </w:tc>
+        <w:tc>
+          <w:tcPr>
+            <w:tcW w:w="1504" w:type="dxa"/>
+            <w:vAlign w:val="center"/>
+          </w:tcPr>
+          <w:p>
+            <w:pPr>
+              <w:rPr>
+                <w:sz w:val="20"/>
+              </w:rPr>
+            </w:pPr>
+            <w:r>
+              <w:rPr>
+                <w:sz w:val="20"/>
+              </w:rPr>
+              <w:t>60,450명</w:t>
+            </w:r>
+          </w:p>
+        </w:tc>
+        <w:tc>
+          <w:tcPr>
+            <w:tcW w:w="1505" w:type="dxa"/>
+            <w:vAlign w:val="center"/>
+          </w:tcPr>
+          <w:p>
+            <w:pPr>
+              <w:rPr>
+                <w:sz w:val="20"/>
+              </w:rPr>
+            </w:pPr>
+            <w:r>
+              <w:rPr>
+                <w:sz w:val="20"/>
+              </w:rPr>
               <w:t>2026-07-01</w:t>
-            </w:r>
-          </w:p>
-        </w:tc>
-        <w:tc>
-          <w:tcPr>
-            <w:tcW w:w="1504" w:type="dxa"/>
-            <w:vAlign w:val="center"/>
-          </w:tcPr>
-          <w:p>
-            <w:pPr>
-              <w:rPr>
-                <w:sz w:val="20"/>
-              </w:rPr>
-            </w:pPr>
-            <w:r>
-              <w:rPr>
-                <w:sz w:val="20"/>
-              </w:rPr>
-              <w:t>2,000명</w:t>
-            </w:r>
-          </w:p>
-        </w:tc>
-        <w:tc>
-          <w:tcPr>
-            <w:tcW w:w="1505" w:type="dxa"/>
-            <w:vAlign w:val="center"/>
-          </w:tcPr>
-          <w:p>
-            <w:pPr>
-              <w:rPr>
-                <w:sz w:val="20"/>
-              </w:rPr>
-            </w:pPr>
-            <w:r>
-              <w:rPr>
-                <w:sz w:val="20"/>
-              </w:rPr>
-              <w:t>60,450명</w:t>
             </w:r>
           </w:p>
         </w:tc>
@@ -1364,45 +1364,45 @@
               <w:rPr>
                 <w:sz w:val="20"/>
               </w:rPr>
+              <w:t>1,800명</w:t>
+            </w:r>
+          </w:p>
+        </w:tc>
+        <w:tc>
+          <w:tcPr>
+            <w:tcW w:w="1504" w:type="dxa"/>
+            <w:vAlign w:val="center"/>
+          </w:tcPr>
+          <w:p>
+            <w:pPr>
+              <w:rPr>
+                <w:sz w:val="20"/>
+              </w:rPr>
+            </w:pPr>
+            <w:r>
+              <w:rPr>
+                <w:sz w:val="20"/>
+              </w:rPr>
+              <w:t>131,259명</w:t>
+            </w:r>
+          </w:p>
+        </w:tc>
+        <w:tc>
+          <w:tcPr>
+            <w:tcW w:w="1505" w:type="dxa"/>
+            <w:vAlign w:val="center"/>
+          </w:tcPr>
+          <w:p>
+            <w:pPr>
+              <w:rPr>
+                <w:sz w:val="20"/>
+              </w:rPr>
+            </w:pPr>
+            <w:r>
+              <w:rPr>
+                <w:sz w:val="20"/>
+              </w:rPr>
               <w:t>2026-07-01</w:t>
-            </w:r>
-          </w:p>
-        </w:tc>
-        <w:tc>
-          <w:tcPr>
-            <w:tcW w:w="1504" w:type="dxa"/>
-            <w:vAlign w:val="center"/>
-          </w:tcPr>
-          <w:p>
-            <w:pPr>
-              <w:rPr>
-                <w:sz w:val="20"/>
-              </w:rPr>
-            </w:pPr>
-            <w:r>
-              <w:rPr>
-                <w:sz w:val="20"/>
-              </w:rPr>
-              <w:t>1,800명</w:t>
-            </w:r>
-          </w:p>
-        </w:tc>
-        <w:tc>
-          <w:tcPr>
-            <w:tcW w:w="1505" w:type="dxa"/>
-            <w:vAlign w:val="center"/>
-          </w:tcPr>
-          <w:p>
-            <w:pPr>
-              <w:rPr>
-                <w:sz w:val="20"/>
-              </w:rPr>
-            </w:pPr>
-            <w:r>
-              <w:rPr>
-                <w:sz w:val="20"/>
-              </w:rPr>
-              <w:t>131,259명</w:t>
             </w:r>
           </w:p>
         </w:tc>
@@ -1489,45 +1489,45 @@
               <w:rPr>
                 <w:sz w:val="20"/>
               </w:rPr>
+              <w:t>1,100명</w:t>
+            </w:r>
+          </w:p>
+        </w:tc>
+        <w:tc>
+          <w:tcPr>
+            <w:tcW w:w="1504" w:type="dxa"/>
+            <w:vAlign w:val="center"/>
+          </w:tcPr>
+          <w:p>
+            <w:pPr>
+              <w:rPr>
+                <w:sz w:val="20"/>
+              </w:rPr>
+            </w:pPr>
+            <w:r>
+              <w:rPr>
+                <w:sz w:val="20"/>
+              </w:rPr>
+              <w:t>1,100명</w:t>
+            </w:r>
+          </w:p>
+        </w:tc>
+        <w:tc>
+          <w:tcPr>
+            <w:tcW w:w="1505" w:type="dxa"/>
+            <w:vAlign w:val="center"/>
+          </w:tcPr>
+          <w:p>
+            <w:pPr>
+              <w:rPr>
+                <w:sz w:val="20"/>
+              </w:rPr>
+            </w:pPr>
+            <w:r>
+              <w:rPr>
+                <w:sz w:val="20"/>
+              </w:rPr>
               <w:t>2026-07-18</w:t>
-            </w:r>
-          </w:p>
-        </w:tc>
-        <w:tc>
-          <w:tcPr>
-            <w:tcW w:w="1504" w:type="dxa"/>
-            <w:vAlign w:val="center"/>
-          </w:tcPr>
-          <w:p>
-            <w:pPr>
-              <w:rPr>
-                <w:sz w:val="20"/>
-              </w:rPr>
-            </w:pPr>
-            <w:r>
-              <w:rPr>
-                <w:sz w:val="20"/>
-              </w:rPr>
-              <w:t>1,100명</w:t>
-            </w:r>
-          </w:p>
-        </w:tc>
-        <w:tc>
-          <w:tcPr>
-            <w:tcW w:w="1505" w:type="dxa"/>
-            <w:vAlign w:val="center"/>
-          </w:tcPr>
-          <w:p>
-            <w:pPr>
-              <w:rPr>
-                <w:sz w:val="20"/>
-              </w:rPr>
-            </w:pPr>
-            <w:r>
-              <w:rPr>
-                <w:sz w:val="20"/>
-              </w:rPr>
-              <w:t>1,100명</w:t>
             </w:r>
           </w:p>
         </w:tc>
@@ -2485,9 +2485,10 @@
             </w:pPr>
             <w:r>
               <w:rPr>
-                <w:sz w:val="20"/>
-              </w:rPr>
-              <w:t>...</w:t>
+                <w:rFonts w:hint="eastAsia"/>
+                <w:sz w:val="20"/>
+              </w:rPr>
+              <w:t>순위</w:t>
             </w:r>
           </w:p>
         </w:tc>
@@ -4941,7 +4942,7 @@
     <w:link w:val="1Char"/>
     <w:uiPriority w:val="9"/>
     <w:qFormat/>
-    <w:rsid w:val="00791528"/>
+    <w:rsid w:val="00942257"/>
     <w:pPr>
       <w:keepNext/>
       <w:keepLines/>
@@ -4964,7 +4965,7 @@
     <w:semiHidden/>
     <w:unhideWhenUsed/>
     <w:qFormat/>
-    <w:rsid w:val="00791528"/>
+    <w:rsid w:val="00942257"/>
     <w:pPr>
       <w:keepNext/>
       <w:keepLines/>
@@ -4987,7 +4988,7 @@
     <w:semiHidden/>
     <w:unhideWhenUsed/>
     <w:qFormat/>
-    <w:rsid w:val="00791528"/>
+    <w:rsid w:val="00942257"/>
     <w:pPr>
       <w:keepNext/>
       <w:keepLines/>
@@ -5009,7 +5010,7 @@
     <w:semiHidden/>
     <w:unhideWhenUsed/>
     <w:qFormat/>
-    <w:rsid w:val="00791528"/>
+    <w:rsid w:val="00942257"/>
     <w:pPr>
       <w:keepNext/>
       <w:keepLines/>
@@ -5030,7 +5031,7 @@
     <w:semiHidden/>
     <w:unhideWhenUsed/>
     <w:qFormat/>
-    <w:rsid w:val="00791528"/>
+    <w:rsid w:val="00942257"/>
     <w:pPr>
       <w:keepNext/>
       <w:keepLines/>
@@ -5052,7 +5053,7 @@
     <w:semiHidden/>
     <w:unhideWhenUsed/>
     <w:qFormat/>
-    <w:rsid w:val="00791528"/>
+    <w:rsid w:val="00942257"/>
     <w:pPr>
       <w:keepNext/>
       <w:keepLines/>
@@ -5074,7 +5075,7 @@
     <w:semiHidden/>
     <w:unhideWhenUsed/>
     <w:qFormat/>
-    <w:rsid w:val="00791528"/>
+    <w:rsid w:val="00942257"/>
     <w:pPr>
       <w:keepNext/>
       <w:keepLines/>
@@ -5096,7 +5097,7 @@
     <w:semiHidden/>
     <w:unhideWhenUsed/>
     <w:qFormat/>
-    <w:rsid w:val="00791528"/>
+    <w:rsid w:val="00942257"/>
     <w:pPr>
       <w:keepNext/>
       <w:keepLines/>
@@ -5118,7 +5119,7 @@
     <w:semiHidden/>
     <w:unhideWhenUsed/>
     <w:qFormat/>
-    <w:rsid w:val="00791528"/>
+    <w:rsid w:val="00942257"/>
     <w:pPr>
       <w:keepNext/>
       <w:keepLines/>
@@ -5163,7 +5164,7 @@
     <w:basedOn w:val="a0"/>
     <w:link w:val="1"/>
     <w:uiPriority w:val="9"/>
-    <w:rsid w:val="00791528"/>
+    <w:rsid w:val="00942257"/>
     <w:rPr>
       <w:rFonts w:asciiTheme="majorHAnsi" w:eastAsiaTheme="majorEastAsia" w:hAnsiTheme="majorHAnsi" w:cstheme="majorBidi"/>
       <w:color w:val="000000" w:themeColor="text1"/>
@@ -5177,7 +5178,7 @@
     <w:link w:val="2"/>
     <w:uiPriority w:val="9"/>
     <w:semiHidden/>
-    <w:rsid w:val="00791528"/>
+    <w:rsid w:val="00942257"/>
     <w:rPr>
       <w:rFonts w:asciiTheme="majorHAnsi" w:eastAsiaTheme="majorEastAsia" w:hAnsiTheme="majorHAnsi" w:cstheme="majorBidi"/>
       <w:color w:val="000000" w:themeColor="text1"/>
@@ -5191,7 +5192,7 @@
     <w:link w:val="3"/>
     <w:uiPriority w:val="9"/>
     <w:semiHidden/>
-    <w:rsid w:val="00791528"/>
+    <w:rsid w:val="00942257"/>
     <w:rPr>
       <w:rFonts w:asciiTheme="majorHAnsi" w:eastAsiaTheme="majorEastAsia" w:hAnsiTheme="majorHAnsi" w:cstheme="majorBidi"/>
       <w:color w:val="000000" w:themeColor="text1"/>
@@ -5204,7 +5205,7 @@
     <w:link w:val="4"/>
     <w:uiPriority w:val="9"/>
     <w:semiHidden/>
-    <w:rsid w:val="00791528"/>
+    <w:rsid w:val="00942257"/>
     <w:rPr>
       <w:rFonts w:asciiTheme="majorHAnsi" w:eastAsiaTheme="majorEastAsia" w:hAnsiTheme="majorHAnsi" w:cstheme="majorBidi"/>
       <w:color w:val="000000" w:themeColor="text1"/>
@@ -5216,7 +5217,7 @@
     <w:link w:val="5"/>
     <w:uiPriority w:val="9"/>
     <w:semiHidden/>
-    <w:rsid w:val="00791528"/>
+    <w:rsid w:val="00942257"/>
     <w:rPr>
       <w:rFonts w:asciiTheme="majorHAnsi" w:eastAsiaTheme="majorEastAsia" w:hAnsiTheme="majorHAnsi" w:cstheme="majorBidi"/>
       <w:color w:val="000000" w:themeColor="text1"/>
@@ -5228,7 +5229,7 @@
     <w:link w:val="6"/>
     <w:uiPriority w:val="9"/>
     <w:semiHidden/>
-    <w:rsid w:val="00791528"/>
+    <w:rsid w:val="00942257"/>
     <w:rPr>
       <w:rFonts w:asciiTheme="majorHAnsi" w:eastAsiaTheme="majorEastAsia" w:hAnsiTheme="majorHAnsi" w:cstheme="majorBidi"/>
       <w:color w:val="000000" w:themeColor="text1"/>
@@ -5240,7 +5241,7 @@
     <w:link w:val="7"/>
     <w:uiPriority w:val="9"/>
     <w:semiHidden/>
-    <w:rsid w:val="00791528"/>
+    <w:rsid w:val="00942257"/>
     <w:rPr>
       <w:rFonts w:asciiTheme="majorHAnsi" w:eastAsiaTheme="majorEastAsia" w:hAnsiTheme="majorHAnsi" w:cstheme="majorBidi"/>
       <w:color w:val="000000" w:themeColor="text1"/>
@@ -5252,7 +5253,7 @@
     <w:link w:val="8"/>
     <w:uiPriority w:val="9"/>
     <w:semiHidden/>
-    <w:rsid w:val="00791528"/>
+    <w:rsid w:val="00942257"/>
     <w:rPr>
       <w:rFonts w:asciiTheme="majorHAnsi" w:eastAsiaTheme="majorEastAsia" w:hAnsiTheme="majorHAnsi" w:cstheme="majorBidi"/>
       <w:color w:val="000000" w:themeColor="text1"/>
@@ -5264,7 +5265,7 @@
     <w:link w:val="9"/>
     <w:uiPriority w:val="9"/>
     <w:semiHidden/>
-    <w:rsid w:val="00791528"/>
+    <w:rsid w:val="00942257"/>
     <w:rPr>
       <w:rFonts w:asciiTheme="majorHAnsi" w:eastAsiaTheme="majorEastAsia" w:hAnsiTheme="majorHAnsi" w:cstheme="majorBidi"/>
       <w:color w:val="000000" w:themeColor="text1"/>
@@ -5277,7 +5278,7 @@
     <w:link w:val="Char"/>
     <w:uiPriority w:val="10"/>
     <w:qFormat/>
-    <w:rsid w:val="00791528"/>
+    <w:rsid w:val="00942257"/>
     <w:pPr>
       <w:spacing w:after="80"/>
       <w:contextualSpacing/>
@@ -5296,7 +5297,7 @@
     <w:basedOn w:val="a0"/>
     <w:link w:val="a3"/>
     <w:uiPriority w:val="10"/>
-    <w:rsid w:val="00791528"/>
+    <w:rsid w:val="00942257"/>
     <w:rPr>
       <w:rFonts w:asciiTheme="majorHAnsi" w:eastAsiaTheme="majorEastAsia" w:hAnsiTheme="majorHAnsi" w:cstheme="majorBidi"/>
       <w:spacing w:val="-10"/>
@@ -5312,7 +5313,7 @@
     <w:link w:val="Char0"/>
     <w:uiPriority w:val="11"/>
     <w:qFormat/>
-    <w:rsid w:val="00791528"/>
+    <w:rsid w:val="00942257"/>
     <w:pPr>
       <w:numPr>
         <w:ilvl w:val="1"/>
@@ -5332,7 +5333,7 @@
     <w:basedOn w:val="a0"/>
     <w:link w:val="a4"/>
     <w:uiPriority w:val="11"/>
-    <w:rsid w:val="00791528"/>
+    <w:rsid w:val="00942257"/>
     <w:rPr>
       <w:rFonts w:asciiTheme="majorHAnsi" w:eastAsiaTheme="majorEastAsia" w:hAnsiTheme="majorHAnsi" w:cstheme="majorBidi"/>
       <w:color w:val="595959" w:themeColor="text1" w:themeTint="A6"/>
@@ -5348,7 +5349,7 @@
     <w:link w:val="Char1"/>
     <w:uiPriority w:val="29"/>
     <w:qFormat/>
-    <w:rsid w:val="00791528"/>
+    <w:rsid w:val="00942257"/>
     <w:pPr>
       <w:spacing w:before="160"/>
       <w:jc w:val="center"/>
@@ -5364,7 +5365,7 @@
     <w:basedOn w:val="a0"/>
     <w:link w:val="a5"/>
     <w:uiPriority w:val="29"/>
-    <w:rsid w:val="00791528"/>
+    <w:rsid w:val="00942257"/>
     <w:rPr>
       <w:i/>
       <w:iCs/>
@@ -5376,7 +5377,7 @@
     <w:basedOn w:val="a"/>
     <w:uiPriority w:val="34"/>
     <w:qFormat/>
-    <w:rsid w:val="00791528"/>
+    <w:rsid w:val="00942257"/>
     <w:pPr>
       <w:ind w:left="720"/>
       <w:contextualSpacing/>
@@ -5387,7 +5388,7 @@
     <w:basedOn w:val="a0"/>
     <w:uiPriority w:val="21"/>
     <w:qFormat/>
-    <w:rsid w:val="00791528"/>
+    <w:rsid w:val="00942257"/>
     <w:rPr>
       <w:i/>
       <w:iCs/>
@@ -5401,7 +5402,7 @@
     <w:link w:val="Char2"/>
     <w:uiPriority w:val="30"/>
     <w:qFormat/>
-    <w:rsid w:val="00791528"/>
+    <w:rsid w:val="00942257"/>
     <w:pPr>
       <w:pBdr>
         <w:top w:val="single" w:sz="4" w:space="10" w:color="2E74B5" w:themeColor="accent1" w:themeShade="BF"/>
@@ -5422,7 +5423,7 @@
     <w:basedOn w:val="a0"/>
     <w:link w:val="a8"/>
     <w:uiPriority w:val="30"/>
-    <w:rsid w:val="00791528"/>
+    <w:rsid w:val="00942257"/>
     <w:rPr>
       <w:i/>
       <w:iCs/>
@@ -5434,7 +5435,7 @@
     <w:basedOn w:val="a0"/>
     <w:uiPriority w:val="32"/>
     <w:qFormat/>
-    <w:rsid w:val="00791528"/>
+    <w:rsid w:val="00942257"/>
     <w:rPr>
       <w:b/>
       <w:bCs/>
@@ -5448,7 +5449,7 @@
     <w:basedOn w:val="a0"/>
     <w:uiPriority w:val="99"/>
     <w:unhideWhenUsed/>
-    <w:rsid w:val="00791528"/>
+    <w:rsid w:val="00942257"/>
     <w:rPr>
       <w:color w:val="0563C1" w:themeColor="hyperlink"/>
       <w:u w:val="single"/>
@@ -5460,7 +5461,7 @@
     <w:uiPriority w:val="99"/>
     <w:semiHidden/>
     <w:unhideWhenUsed/>
-    <w:rsid w:val="00791528"/>
+    <w:rsid w:val="00942257"/>
     <w:rPr>
       <w:color w:val="605E5C"/>
       <w:shd w:val="clear" w:color="auto" w:fill="E1DFDD"/>
